--- a/docs/12퍼포먼스·최적화/CLAUDE_CODE_인수인계_전체작업보고서_2026-08-10.docx
+++ b/docs/12퍼포먼스·최적화/CLAUDE_CODE_인수인계_전체작업보고서_2026-08-10.docx
@@ -2602,6 +2602,49 @@
       </w:pPr>
       <w:r>
         <w:t xml:space="preserve">맵 스트리밍은 안정화 상태다. 청크가 다시 16ms를 넘는 실측이 있을 때만 재검토한다.</w:t>
+      </w:r>
+    </w:p>
+    <w:p>
+      <w:pPr>
+        <w:pStyle w:val="Heading2"/>
+      </w:pPr>
+      <w:r>
+        <w:t>6.3 엔티티 부하 프레임 실측 — 주 병목 재현 (2026-08-11)</w:t>
+      </w:r>
+    </w:p>
+    <w:p>
+      <w:r>
+        <w:t>?bosstest=3&amp;perf=1 god 아레나에서 mkEn으로 적을 단계적으로 늘려 _prof.u(CPU update)·_prof.d(GPU draw)·_prof.t(프레임)를 측정. HEADED 실 GPU 필수 — 헤드리스 SW렌더(swiftshader)는 수백 엔티티에서 렌더러 크래시 + document.hidden으로 sim 미실행(U=0). 이것이 6.2가 실기기 로그를 요구한 실제 이유.</w:t>
+      </w:r>
+    </w:p>
+    <w:p>
+      <w:r>
+        <w:t>측정치 — N(적)=100/300/500/700에서 프레임 T=1.64/4.71/18.36/36.65ms. 목표치 500마리에서 T=18.36ms로 예산 16.7ms 초과(~54fps), 700에서 붕괴. U(CPU AI)와 D(GPU draw) 둘 다 초선형(~O(n²)): U 1.1→5.6→16.7ms.</w:t>
+      </w:r>
+    </w:p>
+    <w:p>
+      <w:r>
+        <w:t>GPU 배칭 결론 — 이득 없음(이미 배칭됨, 2026-08-11): mkEn(24073)이 끝에서 _assignMobSkin(24323)을 호출해 모든 비-보스 적에 _mob8dir=true 무조건 설정(17819). 실게임 일반 적은 전부 8방향 인스턴싱 경로(4386~4415): 스프라이트=인스턴싱(버킷당 1콜)+그림자=whiteTex fill(자기끼리 배칭). 이 분기엔 drawImage/아틀라스 텍스처 없음 → 적별 텍스처/셰이더 thrash 없음. ProxyX(4895~)는 단일 쿼드 배처, globalAlpha는 셰이더 전환 아님(정점색). 초기 진단(프로그램 전환/패스 분리)은 rare 아틀라스 폴백 경로에만 해당 → 8방향인 실게임엔 무의미.</w:t>
+      </w:r>
+    </w:p>
+    <w:p>
+      <w:r>
+        <w:t>최종 결론(통일 표현, 고정): Enemy render batching investigation: CLOSED / NO-GO. Remaining bottleneck attribution unresolved: GPU fill/overdraw vs CPU neighbor-density/spatial-query cost. 확정(CONFIRMED): (a) GPU draw-call batching=CLOSED/NO-GO, (b) 그림자 pass 분리=실게임 8dir 경로엔 무의미, (c) 이 조사 범위서 game.html 수정 불필요. 미확정(NOT concluded, 추가 실측 전 단정 금지): dense 500이 fill-bound라는 것 / AI 밀도가 design 문제라 코드 이득 없다는 것 / 엔진 전체가 이미 충분히 최적화됐다는 것. dense 500의 D≈12.8ms 귀속(GPU fill/overdraw vs CPU 이웃·공간질의)은 미분리 — 실기기 ?perf=1로 확정 필요. 측정편차 N=500 T 2.5~18ms(군집 밀도 의존).</w:t>
+      </w:r>
+    </w:p>
+    <w:p>
+      <w:r>
+        <w:t>[PERF avg]: drawCalls 19k→53k 폭증, ai 1.5→5.9ms, coll ~0.1ms(워커 오프로드로 저렴), render 4.5→9.9ms. = 6.2-3이 요구한 "드로우콜/텍스처 전환 병목 확인" 증거 확보.</w:t>
+      </w:r>
+    </w:p>
+    <w:p>
+      <w:r>
+        <w:t>다음 후보(택1, 둘 다 핫패스라 고위험 — 착수 전 방향 확정): (1) AI 이웃질의 초선형 완화(밀집 셀 이웃 상한/샘플링, 분리력 계산 주기 _gcT 스태거) — 충돌/밸런스 분리·TDD, 밀집 재현 하에서만 검증. (2) 적/투사체 GPU 배칭(드로우콜 감소, 8방향 인스턴싱 확대) — 공격 VFX 외형 불변, 충돌/AI 분리.</w:t>
+      </w:r>
+    </w:p>
+    <w:p>
+      <w:r>
+        <w:t>도구: tools/verify_entity_load_cpu_profile.mjs(HEADED 프레임 프로파일), tools/verify_boot_stage_timing_browser.mjs(부트). 부트: 총 ~2.36초 중 9% 에셋 스테이지 1.31초=HTTP/1.1 커넥션 직렬화(로컬 dev 아티팩트; 프로덕션 HTTP/2/CDN서 병렬화). 부트 정적 404 없음.</w:t>
       </w:r>
     </w:p>
     <w:p>

--- a/docs/12퍼포먼스·최적화/CLAUDE_CODE_인수인계_전체작업보고서_2026-08-10.docx
+++ b/docs/12퍼포먼스·최적화/CLAUDE_CODE_인수인계_전체작업보고서_2026-08-10.docx
@@ -2645,6 +2645,39 @@
     <w:p>
       <w:r>
         <w:t>도구: tools/verify_entity_load_cpu_profile.mjs(HEADED 프레임 프로파일), tools/verify_boot_stage_timing_browser.mjs(부트). 부트: 총 ~2.36초 중 9% 에셋 스테이지 1.31초=HTTP/1.1 커넥션 직렬화(로컬 dev 아티팩트; 프로덕션 HTTP/2/CDN서 병렬화). 부트 정적 404 없음.</w:t>
+      </w:r>
+    </w:p>
+    <w:p>
+      <w:pPr>
+        <w:pStyle w:val="Heading2"/>
+      </w:pPr>
+      <w:r>
+        <w:t>6.4 병목 귀속 실측 시도 — GPU-fill vs CPU-spatial-query (2026-08-11)</w:t>
+      </w:r>
+    </w:p>
+    <w:p>
+      <w:r>
+        <w:t>측정 방법: 게임 자체 [PERF avg](크래시 전 안정 실행 구간) + shQuery 런타임 계측(page.evaluate 래핑, game.html 무수정).</w:t>
+      </w:r>
+    </w:p>
+    <w:p>
+      <w:r>
+        <w:t>CONFIRMED — dense combat 안정 측정 구간: coll≈0.1ms, ai/update≈5~8ms, render/draw() wall-time≈12~14ms, shQuery≈130~175 calls/frame(@약 300 active enemies). CPU-side 측정 구간 중 render/draw() wall-time이 가장 큰 성분이었다. AI/update 전체가 render/draw() wall-time보다 작았으므로 CPU spatial-query가 전체 프레임의 단독 최대 병목일 가능성은 낮아졌다. collision은 현재 조건에서 지배 병목이 아니다.</w:t>
+      </w:r>
+    </w:p>
+    <w:p>
+      <w:r>
+        <w:t>NOT CONFIRMED — shQuery 자체가 ai 5~8ms 중 실제 몇 ms인지는 미측정. render 12~14ms가 GPU fill/overdraw 비용이라는 결론은 금지. render 12~14ms는 draw() CPU wall-time이라 GPU execution과 CPU submission을 분리하지 못했다. GPU fill/overdraw vs CPU render submission 귀속은 여전히 unresolved.</w:t>
+      </w:r>
+    </w:p>
+    <w:p>
+      <w:r>
+        <w:t>최종 판정: evidence insufficient for GPU-fill vs CPU-submit attribution. CPU AI/spatial path is currently secondary at aggregate level; render/draw path is the leading measured component.</w:t>
+      </w:r>
+    </w:p>
+    <w:p>
+      <w:r>
+        <w:t>Headless 실험 한계(사실 기록): timer query/resScale/seeded RNG/movement 등 원인 후보를 하나씩 제거하며 반복했으나 renderer crash가 재현되어 GPU-vs-submit 분리 실험을 완주하지 못했다. renderer crash인데 process exit code가 0으로 끝난 사례가 있어 현재 attribution 실험 하니스는 신뢰 가능한 회귀 자산이 아니다 → 해당 불안정 하니스는 커밋하지 않는다. 기존 안정 프로파일러(tools/verify_entity_load_cpu_profile.mjs)는 유지. 필요 시 향후 browser/page crash를 감지해 non-zero exit 하도록 별도 수정.</w:t>
       </w:r>
     </w:p>
     <w:p>

--- a/docs/12퍼포먼스·최적화/CLAUDE_CODE_인수인계_전체작업보고서_2026-08-10.docx
+++ b/docs/12퍼포먼스·최적화/CLAUDE_CODE_인수인계_전체작업보고서_2026-08-10.docx
@@ -2677,7 +2677,7 @@
     </w:p>
     <w:p>
       <w:r>
-        <w:t>Headless 실험 한계(사실 기록): timer query/resScale/seeded RNG/movement 등 원인 후보를 하나씩 제거하며 반복했으나 renderer crash가 재현되어 GPU-vs-submit 분리 실험을 완주하지 못했다. renderer crash인데 process exit code가 0으로 끝난 사례가 있어 현재 attribution 실험 하니스는 신뢰 가능한 회귀 자산이 아니다 → 해당 불안정 하니스는 커밋하지 않는다. 기존 안정 프로파일러(tools/verify_entity_load_cpu_profile.mjs)는 유지. 필요 시 향후 browser/page crash를 감지해 non-zero exit 하도록 별도 수정.</w:t>
+        <w:t>Headless 실험 한계(사실 기록): timer query/resScale/seeded RNG/movement 등 원인 후보를 하나씩 제거하며 반복했으나 renderer crash가 재현되어 GPU-vs-submit 분리 실험을 완주하지 못했다. renderer crash인데 process exit code가 0으로 끝난 사례가 있어 현재 attribution 실험 하니스는 신뢰 가능한 회귀 자산이 아니다. Git 사실관계: Unstable attribution harness was accidentally committed by auto-sync in 9c88158f and removed in 9ae5ef29. It is not retained in the current tree as a regression/profiling asset (history rewrite/force push 없이 전진 커밋으로 제거). 기존 안정 프로파일러(tools/verify_entity_load_cpu_profile.mjs)는 유지. 필요 시 향후 browser/page crash를 감지해 non-zero exit 하도록 별도 수정.</w:t>
       </w:r>
     </w:p>
     <w:p>
